--- a/docs/csv-validation/CSV-INT-20260908-7.1-7.4现场证据包-正式交付版.docx
+++ b/docs/csv-validation/CSV-INT-20260908-7.1-7.4现场证据包-正式交付版.docx
@@ -74,7 +74,7 @@
           <w:i w:val="false"/>
           <w:sz w:val="22"/>
         </w:rPr>
-        <w:t xml:space="preserve">文件编号：CSV-INT-20260908-7.1-7.4</w:t>
+        <w:t xml:space="preserve">文件编号 CSV-INT-20260908-7.1-7.4</w:t>
       </w:r>
     </w:p>
     <w:p>
@@ -92,7 +92,7 @@
           <w:i w:val="false"/>
           <w:sz w:val="22"/>
         </w:rPr>
-        <w:t xml:space="preserve">版本：V0.2　　生成日期：2026年09月09日</w:t>
+        <w:t xml:space="preserve">版本 V0.2　　生成日期 2026年09月09日</w:t>
       </w:r>
     </w:p>
     <w:p>
@@ -1285,7 +1285,7 @@
           <w:i w:val="false"/>
           <w:sz w:val="21"/>
         </w:rPr>
-        <w:t xml:space="preserve">本主文档用于向审查人员说明 7.1–7.4 检查项的证据结构、当前系统依据、现场补证要求和签字审批路径。它与 Excel 证据台账、可打印表单册、SOP-EDHR-090 文档培训版本控制文件配套使用。</w:t>
+        <w:t xml:space="preserve">本主文档用于向审查人员说明本次四项检查的证据结构、当前系统依据、现场补证要求和签字审批路径。它与配套电子台账、可打印表单册和文档培训版本控制文件配套使用。</w:t>
       </w:r>
     </w:p>
     <w:p>
@@ -4616,7 +4616,7 @@
           <w:color w:val="1F4E79"/>
           <w:sz w:val="36"/>
         </w:rPr>
-        <w:t xml:space="preserve">5. 签字、审核与批准矩阵</w:t>
+        <w:t xml:space="preserve">五、签字、审核与批准矩阵</w:t>
       </w:r>
     </w:p>
     <w:p>
@@ -12203,8 +12203,8 @@
       </w:r>
     </w:p>
     <w:sectPr>
-      <w:footerReference w:type="default" r:id="Rd3269472f98944ca"/>
-      <w:footerReference w:type="first" r:id="Ra1c5bcf92ae249f5"/>
+      <w:footerReference w:type="default" r:id="Rcc59e2f0fd0f4b92"/>
+      <w:footerReference w:type="first" r:id="R1c13a60ff1784382"/>
       <w:pgSz w:w="11906" w:h="16838"/>
       <w:pgMar w:top="1134" w:right="1247" w:bottom="1134" w:left="1247" w:footer="680"/>
       <w:titlePg/>
